--- a/CourseMaterials/03_functions/03_flappy_bird/flappy_bird.docx
+++ b/CourseMaterials/03_functions/03_flappy_bird/flappy_bird.docx
@@ -1,6 +1,6 @@
 
 <file path=word/document.xml><?xml version="1.0" encoding="utf-8"?>
-<w:document xmlns:wpc="http://schemas.microsoft.com/office/word/2010/wordprocessingCanvas" xmlns:cx="http://schemas.microsoft.com/office/drawing/2014/chartex" xmlns:cx1="http://schemas.microsoft.com/office/drawing/2015/9/8/chartex" xmlns:cx2="http://schemas.microsoft.com/office/drawing/2015/10/21/chartex" xmlns:cx3="http://schemas.microsoft.com/office/drawing/2016/5/9/chartex" xmlns:cx4="http://schemas.microsoft.com/office/drawing/2016/5/10/chartex" xmlns:cx5="http://schemas.microsoft.com/office/drawing/2016/5/11/chartex" xmlns:cx6="http://schemas.microsoft.com/office/drawing/2016/5/12/chartex" xmlns:cx7="http://schemas.microsoft.com/office/drawing/2016/5/13/chartex" xmlns:cx8="http://schemas.microsoft.com/office/drawing/2016/5/14/chartex" xmlns:mc="http://schemas.openxmlformats.org/markup-compatibility/2006" xmlns:aink="http://schemas.microsoft.com/office/drawing/2016/ink" xmlns:am3d="http://schemas.microsoft.com/office/drawing/2017/model3d" xmlns:o="urn:schemas-microsoft-com:office:office" xmlns:oel="http://schemas.microsoft.com/office/2019/extlst" xmlns:r="http://schemas.openxmlformats.org/officeDocument/2006/relationships" xmlns:m="http://schemas.openxmlformats.org/officeDocument/2006/math" xmlns:v="urn:schemas-microsoft-com:vml" xmlns:wp14="http://schemas.microsoft.com/office/word/2010/wordprocessingDrawing" xmlns:wp="http://schemas.openxmlformats.org/drawingml/2006/wordprocessingDrawing" xmlns:w10="urn:schemas-microsoft-com:office:word" xmlns:w="http://schemas.openxmlformats.org/wordprocessingml/2006/main" xmlns:w14="http://schemas.microsoft.com/office/word/2010/wordml" xmlns:w15="http://schemas.microsoft.com/office/word/2012/wordml" xmlns:w16cex="http://schemas.microsoft.com/office/word/2018/wordml/cex" xmlns:w16cid="http://schemas.microsoft.com/office/word/2016/wordml/cid" xmlns:w16="http://schemas.microsoft.com/office/word/2018/wordml" xmlns:w16sdtdh="http://schemas.microsoft.com/office/word/2020/wordml/sdtdatahash" xmlns:w16se="http://schemas.microsoft.com/office/word/2015/wordml/symex" xmlns:wpg="http://schemas.microsoft.com/office/word/2010/wordprocessingGroup" xmlns:wpi="http://schemas.microsoft.com/office/word/2010/wordprocessingInk" xmlns:wne="http://schemas.microsoft.com/office/word/2006/wordml" xmlns:wps="http://schemas.microsoft.com/office/word/2010/wordprocessingShape" mc:Ignorable="w14 w15 w16se w16cid w16 w16cex w16sdtdh wp14">
+<w:document xmlns:wpc="http://schemas.microsoft.com/office/word/2010/wordprocessingCanvas" xmlns:cx="http://schemas.microsoft.com/office/drawing/2014/chartex" xmlns:cx1="http://schemas.microsoft.com/office/drawing/2015/9/8/chartex" xmlns:cx2="http://schemas.microsoft.com/office/drawing/2015/10/21/chartex" xmlns:cx3="http://schemas.microsoft.com/office/drawing/2016/5/9/chartex" xmlns:cx4="http://schemas.microsoft.com/office/drawing/2016/5/10/chartex" xmlns:cx5="http://schemas.microsoft.com/office/drawing/2016/5/11/chartex" xmlns:cx6="http://schemas.microsoft.com/office/drawing/2016/5/12/chartex" xmlns:cx7="http://schemas.microsoft.com/office/drawing/2016/5/13/chartex" xmlns:cx8="http://schemas.microsoft.com/office/drawing/2016/5/14/chartex" xmlns:mc="http://schemas.openxmlformats.org/markup-compatibility/2006" xmlns:aink="http://schemas.microsoft.com/office/drawing/2016/ink" xmlns:am3d="http://schemas.microsoft.com/office/drawing/2017/model3d" xmlns:o="urn:schemas-microsoft-com:office:office" xmlns:oel="http://schemas.microsoft.com/office/2019/extlst" xmlns:r="http://schemas.openxmlformats.org/officeDocument/2006/relationships" xmlns:m="http://schemas.openxmlformats.org/officeDocument/2006/math" xmlns:v="urn:schemas-microsoft-com:vml" xmlns:wp14="http://schemas.microsoft.com/office/word/2010/wordprocessingDrawing" xmlns:wp="http://schemas.openxmlformats.org/drawingml/2006/wordprocessingDrawing" xmlns:w10="urn:schemas-microsoft-com:office:word" xmlns:w="http://schemas.openxmlformats.org/wordprocessingml/2006/main" xmlns:w14="http://schemas.microsoft.com/office/word/2010/wordml" xmlns:w15="http://schemas.microsoft.com/office/word/2012/wordml" xmlns:w16cex="http://schemas.microsoft.com/office/word/2018/wordml/cex" xmlns:w16cid="http://schemas.microsoft.com/office/word/2016/wordml/cid" xmlns:w16="http://schemas.microsoft.com/office/word/2018/wordml" xmlns:w16du="http://schemas.microsoft.com/office/word/2023/wordml/word16du" xmlns:w16sdtdh="http://schemas.microsoft.com/office/word/2020/wordml/sdtdatahash" xmlns:w16sdtfl="http://schemas.microsoft.com/office/word/2024/wordml/sdtformatlock" xmlns:w16se="http://schemas.microsoft.com/office/word/2015/wordml/symex" xmlns:wpg="http://schemas.microsoft.com/office/word/2010/wordprocessingGroup" xmlns:wpi="http://schemas.microsoft.com/office/word/2010/wordprocessingInk" xmlns:wne="http://schemas.microsoft.com/office/word/2006/wordml" xmlns:wps="http://schemas.microsoft.com/office/word/2010/wordprocessingShape" mc:Ignorable="w14 w15 w16se w16cid w16 w16cex w16sdtdh w16sdtfl w16du wp14">
   <w:body>
     <w:p>
       <w:pPr>
@@ -343,7 +343,7 @@
           <w:sz w:val="36"/>
           <w:szCs w:val="36"/>
         </w:rPr>
-        <w:t>Assignment:</w:t>
+        <w:t>Assignment</w:t>
       </w:r>
     </w:p>
     <w:p>
@@ -369,197 +369,209 @@
         </w:rPr>
         <w:t>Setup</w:t>
       </w:r>
-    </w:p>
-    <w:p>
-      <w:pPr>
-        <w:ind w:left="450"/>
-        <w:rPr>
-          <w:rFonts w:ascii="box" w:hAnsi="box"/>
-        </w:rPr>
-      </w:pPr>
-    </w:p>
-    <w:p>
-      <w:pPr>
-        <w:ind w:left="450"/>
-        <w:rPr>
-          <w:rFonts w:ascii="Garamond" w:hAnsi="Garamond"/>
-        </w:rPr>
-      </w:pPr>
-      <w:r>
-        <w:rPr>
-          <w:rFonts w:ascii="box" w:hAnsi="box"/>
-        </w:rPr>
-        <w:t xml:space="preserve"> </w:t>
-      </w:r>
-      <w:r>
-        <w:t>□</w:t>
-      </w:r>
-      <w:r>
-        <w:rPr>
-          <w:rFonts w:ascii="Garamond" w:hAnsi="Garamond"/>
-        </w:rPr>
-        <w:t xml:space="preserve"> </w:t>
-      </w:r>
-      <w:r>
-        <w:rPr>
-          <w:rFonts w:ascii="Garamond" w:hAnsi="Garamond"/>
-        </w:rPr>
-        <w:t xml:space="preserve">Copy my </w:t>
-      </w:r>
-      <w:r>
-        <w:rPr>
-          <w:rFonts w:ascii="Garamond" w:hAnsi="Garamond"/>
-        </w:rPr>
-        <w:t>flappy bird</w:t>
-      </w:r>
-      <w:r>
-        <w:rPr>
-          <w:rFonts w:ascii="Garamond" w:hAnsi="Garamond"/>
-        </w:rPr>
-        <w:t xml:space="preserve"> “skeleton” into your scratch account</w:t>
-      </w:r>
-    </w:p>
-    <w:p>
-      <w:pPr>
-        <w:rPr>
-          <w:rFonts w:ascii="Garamond" w:hAnsi="Garamond"/>
-        </w:rPr>
-      </w:pPr>
-    </w:p>
-    <w:p>
-      <w:pPr>
+      <w:r>
         <w:rPr>
           <w:rFonts w:ascii="Garamond" w:hAnsi="Garamond"/>
           <w:sz w:val="28"/>
           <w:szCs w:val="28"/>
         </w:rPr>
-      </w:pPr>
-      <w:r>
+        <w:t>:</w:t>
+      </w:r>
+    </w:p>
+    <w:p>
+      <w:pPr>
+        <w:ind w:left="450"/>
+        <w:rPr>
+          <w:rFonts w:ascii="box" w:hAnsi="box"/>
+        </w:rPr>
+      </w:pPr>
+    </w:p>
+    <w:p>
+      <w:pPr>
+        <w:ind w:left="450"/>
+        <w:rPr>
+          <w:rFonts w:ascii="Garamond" w:hAnsi="Garamond"/>
+        </w:rPr>
+      </w:pPr>
+      <w:r>
+        <w:rPr>
+          <w:rFonts w:ascii="box" w:hAnsi="box"/>
+        </w:rPr>
+        <w:t xml:space="preserve"> </w:t>
+      </w:r>
+      <w:r>
+        <w:t>□</w:t>
+      </w:r>
+      <w:r>
+        <w:rPr>
+          <w:rFonts w:ascii="Garamond" w:hAnsi="Garamond"/>
+        </w:rPr>
+        <w:t xml:space="preserve"> </w:t>
+      </w:r>
+      <w:r>
+        <w:rPr>
+          <w:rFonts w:ascii="Garamond" w:hAnsi="Garamond"/>
+        </w:rPr>
+        <w:t>Copy my flappy bird “skeleton” into your scratch account</w:t>
+      </w:r>
+    </w:p>
+    <w:p>
+      <w:pPr>
+        <w:rPr>
+          <w:rFonts w:ascii="Garamond" w:hAnsi="Garamond"/>
+        </w:rPr>
+      </w:pPr>
+    </w:p>
+    <w:p>
+      <w:pPr>
         <w:rPr>
           <w:rFonts w:ascii="Garamond" w:hAnsi="Garamond"/>
           <w:sz w:val="28"/>
           <w:szCs w:val="28"/>
         </w:rPr>
-        <w:t>Flappy Bird</w:t>
-      </w:r>
+      </w:pPr>
       <w:r>
         <w:rPr>
           <w:rFonts w:ascii="Garamond" w:hAnsi="Garamond"/>
           <w:sz w:val="28"/>
           <w:szCs w:val="28"/>
         </w:rPr>
-        <w:t xml:space="preserve"> Sprite</w:t>
-      </w:r>
-    </w:p>
-    <w:p>
-      <w:pPr>
-        <w:rPr>
-          <w:rFonts w:ascii="Garamond" w:hAnsi="Garamond"/>
-        </w:rPr>
-      </w:pPr>
-    </w:p>
-    <w:p>
-      <w:pPr>
-        <w:ind w:firstLine="540"/>
-      </w:pPr>
-      <w:r>
-        <w:t xml:space="preserve">□ </w:t>
-      </w:r>
-      <w:r>
-        <w:rPr>
-          <w:rFonts w:ascii="Garamond" w:hAnsi="Garamond"/>
-        </w:rPr>
-        <w:t xml:space="preserve">Create </w:t>
-      </w:r>
-      <w:r>
-        <w:rPr>
-          <w:rFonts w:ascii="Garamond" w:hAnsi="Garamond"/>
-        </w:rPr>
-        <w:t>a function the defines what to do when the bird is flapping</w:t>
-      </w:r>
-    </w:p>
-    <w:p>
-      <w:pPr>
-        <w:ind w:firstLine="540"/>
-        <w:rPr>
-          <w:rFonts w:ascii="Garamond" w:hAnsi="Garamond"/>
-        </w:rPr>
-      </w:pPr>
-      <w:r>
-        <w:t xml:space="preserve">□ </w:t>
-      </w:r>
-      <w:r>
-        <w:rPr>
-          <w:rFonts w:ascii="Garamond" w:hAnsi="Garamond"/>
-        </w:rPr>
-        <w:t xml:space="preserve">Create </w:t>
-      </w:r>
-      <w:r>
-        <w:rPr>
-          <w:rFonts w:ascii="Garamond" w:hAnsi="Garamond"/>
-        </w:rPr>
-        <w:t>a function the defines what to do when the bird is gliding</w:t>
-      </w:r>
-    </w:p>
-    <w:p>
-      <w:pPr>
-        <w:ind w:firstLine="540"/>
-      </w:pPr>
-      <w:r>
-        <w:t xml:space="preserve">□ </w:t>
-      </w:r>
-      <w:r>
-        <w:rPr>
-          <w:rFonts w:ascii="Garamond" w:hAnsi="Garamond"/>
-        </w:rPr>
-        <w:t>Create a</w:t>
-      </w:r>
-      <w:r>
-        <w:rPr>
-          <w:rFonts w:ascii="Garamond" w:hAnsi="Garamond"/>
-        </w:rPr>
-        <w:t xml:space="preserve"> program with a single “green flag clicked” start</w:t>
-      </w:r>
-    </w:p>
-    <w:p>
-      <w:pPr>
-        <w:ind w:firstLine="540"/>
-      </w:pPr>
-      <w:r>
-        <w:t xml:space="preserve">□ </w:t>
-      </w:r>
-      <w:r>
-        <w:rPr>
-          <w:rFonts w:ascii="Garamond" w:hAnsi="Garamond"/>
-        </w:rPr>
-        <w:t>Make the program properly implement a game loop that uses the functions you created</w:t>
-      </w:r>
-    </w:p>
-    <w:p/>
-    <w:p>
-      <w:pPr>
+        <w:t>Flappy Bird</w:t>
+      </w:r>
+      <w:r>
         <w:rPr>
           <w:rFonts w:ascii="Garamond" w:hAnsi="Garamond"/>
           <w:sz w:val="28"/>
           <w:szCs w:val="28"/>
         </w:rPr>
-      </w:pPr>
+        <w:t xml:space="preserve"> Sprite</w:t>
+      </w:r>
       <w:r>
         <w:rPr>
           <w:rFonts w:ascii="Garamond" w:hAnsi="Garamond"/>
           <w:sz w:val="28"/>
           <w:szCs w:val="28"/>
         </w:rPr>
-        <w:t>Pipes</w:t>
-      </w:r>
-      <w:r>
+        <w:t>:</w:t>
+      </w:r>
+    </w:p>
+    <w:p>
+      <w:pPr>
+        <w:rPr>
+          <w:rFonts w:ascii="Garamond" w:hAnsi="Garamond"/>
+        </w:rPr>
+      </w:pPr>
+    </w:p>
+    <w:p>
+      <w:pPr>
+        <w:ind w:firstLine="540"/>
+      </w:pPr>
+      <w:r>
+        <w:t xml:space="preserve">□ </w:t>
+      </w:r>
+      <w:r>
+        <w:rPr>
+          <w:rFonts w:ascii="Garamond" w:hAnsi="Garamond"/>
+        </w:rPr>
+        <w:t xml:space="preserve">Create </w:t>
+      </w:r>
+      <w:r>
+        <w:rPr>
+          <w:rFonts w:ascii="Garamond" w:hAnsi="Garamond"/>
+        </w:rPr>
+        <w:t>a function the defines what to do when the bird is flapping</w:t>
+      </w:r>
+    </w:p>
+    <w:p>
+      <w:pPr>
+        <w:ind w:firstLine="540"/>
+        <w:rPr>
+          <w:rFonts w:ascii="Garamond" w:hAnsi="Garamond"/>
+        </w:rPr>
+      </w:pPr>
+      <w:r>
+        <w:t xml:space="preserve">□ </w:t>
+      </w:r>
+      <w:r>
+        <w:rPr>
+          <w:rFonts w:ascii="Garamond" w:hAnsi="Garamond"/>
+        </w:rPr>
+        <w:t xml:space="preserve">Create </w:t>
+      </w:r>
+      <w:r>
+        <w:rPr>
+          <w:rFonts w:ascii="Garamond" w:hAnsi="Garamond"/>
+        </w:rPr>
+        <w:t>a function the defines what to do when the bird is gliding</w:t>
+      </w:r>
+    </w:p>
+    <w:p>
+      <w:pPr>
+        <w:ind w:firstLine="540"/>
+      </w:pPr>
+      <w:r>
+        <w:t xml:space="preserve">□ </w:t>
+      </w:r>
+      <w:r>
+        <w:rPr>
+          <w:rFonts w:ascii="Garamond" w:hAnsi="Garamond"/>
+        </w:rPr>
+        <w:t>Create a</w:t>
+      </w:r>
+      <w:r>
+        <w:rPr>
+          <w:rFonts w:ascii="Garamond" w:hAnsi="Garamond"/>
+        </w:rPr>
+        <w:t xml:space="preserve"> program with a single “green flag clicked” start</w:t>
+      </w:r>
+    </w:p>
+    <w:p>
+      <w:pPr>
+        <w:ind w:firstLine="540"/>
+      </w:pPr>
+      <w:r>
+        <w:t xml:space="preserve">□ </w:t>
+      </w:r>
+      <w:r>
+        <w:rPr>
+          <w:rFonts w:ascii="Garamond" w:hAnsi="Garamond"/>
+        </w:rPr>
+        <w:t>Make the program properly implement a game loop that uses the functions you created</w:t>
+      </w:r>
+    </w:p>
+    <w:p/>
+    <w:p>
+      <w:pPr>
         <w:rPr>
           <w:rFonts w:ascii="Garamond" w:hAnsi="Garamond"/>
           <w:sz w:val="28"/>
           <w:szCs w:val="28"/>
         </w:rPr>
+      </w:pPr>
+      <w:r>
+        <w:rPr>
+          <w:rFonts w:ascii="Garamond" w:hAnsi="Garamond"/>
+          <w:sz w:val="28"/>
+          <w:szCs w:val="28"/>
+        </w:rPr>
+        <w:t>Pipes</w:t>
+      </w:r>
+      <w:r>
+        <w:rPr>
+          <w:rFonts w:ascii="Garamond" w:hAnsi="Garamond"/>
+          <w:sz w:val="28"/>
+          <w:szCs w:val="28"/>
+        </w:rPr>
         <w:t xml:space="preserve"> Sprite</w:t>
       </w:r>
+      <w:r>
+        <w:rPr>
+          <w:rFonts w:ascii="Garamond" w:hAnsi="Garamond"/>
+          <w:sz w:val="28"/>
+          <w:szCs w:val="28"/>
+        </w:rPr>
+        <w:t>:</w:t>
+      </w:r>
     </w:p>
     <w:p/>
     <w:p>
@@ -605,6 +617,9 @@
     <w:p>
       <w:pPr>
         <w:ind w:firstLine="540"/>
+        <w:rPr>
+          <w:rFonts w:ascii="Garamond" w:hAnsi="Garamond"/>
+        </w:rPr>
       </w:pPr>
       <w:r>
         <w:t xml:space="preserve">□ </w:t>
@@ -614,6 +629,47 @@
           <w:rFonts w:ascii="Garamond" w:hAnsi="Garamond"/>
         </w:rPr>
         <w:t>Make the program properly implement a game loop that uses the functions you created</w:t>
+      </w:r>
+    </w:p>
+    <w:p>
+      <w:pPr>
+        <w:ind w:firstLine="540"/>
+        <w:rPr>
+          <w:rFonts w:ascii="Garamond" w:hAnsi="Garamond"/>
+        </w:rPr>
+      </w:pPr>
+      <w:r>
+        <w:t xml:space="preserve">□ </w:t>
+      </w:r>
+      <w:r>
+        <w:rPr>
+          <w:rFonts w:ascii="Garamond" w:hAnsi="Garamond"/>
+        </w:rPr>
+        <w:t>Use</w:t>
+      </w:r>
+      <w:r>
+        <w:rPr>
+          <w:rFonts w:ascii="Garamond" w:hAnsi="Garamond"/>
+        </w:rPr>
+        <w:t xml:space="preserve"> a </w:t>
+      </w:r>
+      <w:r>
+        <w:rPr>
+          <w:rFonts w:ascii="Garamond" w:hAnsi="Garamond"/>
+        </w:rPr>
+        <w:t xml:space="preserve">score variable </w:t>
+      </w:r>
+      <w:r>
+        <w:rPr>
+          <w:rFonts w:ascii="Garamond" w:hAnsi="Garamond"/>
+        </w:rPr>
+        <w:t>to</w:t>
+      </w:r>
+      <w:r>
+        <w:rPr>
+          <w:rFonts w:ascii="Garamond" w:hAnsi="Garamond"/>
+        </w:rPr>
+        <w:t xml:space="preserve"> track the number of pipes you’ve successfully dodged</w:t>
       </w:r>
     </w:p>
     <w:p>
@@ -679,13 +735,13 @@
         <w:rPr>
           <w:rFonts w:ascii="Garamond" w:hAnsi="Garamond"/>
         </w:rPr>
-        <w:t xml:space="preserve">Add a </w:t>
-      </w:r>
-      <w:r>
-        <w:rPr>
-          <w:rFonts w:ascii="Garamond" w:hAnsi="Garamond"/>
-        </w:rPr>
-        <w:t>score variable that tracks the number of pipes you’ve successfully dodged</w:t>
+        <w:t>Add the concept of lives</w:t>
+      </w:r>
+      <w:r>
+        <w:rPr>
+          <w:rFonts w:ascii="Garamond" w:hAnsi="Garamond"/>
+        </w:rPr>
+        <w:t xml:space="preserve"> (3pts)</w:t>
       </w:r>
     </w:p>
     <w:p>
@@ -702,7 +758,19 @@
         <w:rPr>
           <w:rFonts w:ascii="Garamond" w:hAnsi="Garamond"/>
         </w:rPr>
-        <w:t>Add the concept of lives</w:t>
+        <w:t xml:space="preserve">Add an explosion animation if the </w:t>
+      </w:r>
+      <w:r>
+        <w:rPr>
+          <w:rFonts w:ascii="Garamond" w:hAnsi="Garamond"/>
+        </w:rPr>
+        <w:t>bird runs into a pipe</w:t>
+      </w:r>
+      <w:r>
+        <w:rPr>
+          <w:rFonts w:ascii="Garamond" w:hAnsi="Garamond"/>
+        </w:rPr>
+        <w:t xml:space="preserve"> (2pts)</w:t>
       </w:r>
     </w:p>
     <w:p>
@@ -719,13 +787,13 @@
         <w:rPr>
           <w:rFonts w:ascii="Garamond" w:hAnsi="Garamond"/>
         </w:rPr>
-        <w:t xml:space="preserve">Add an explosion animation if the </w:t>
-      </w:r>
-      <w:r>
-        <w:rPr>
-          <w:rFonts w:ascii="Garamond" w:hAnsi="Garamond"/>
-        </w:rPr>
-        <w:t>bird runs into a pipe</w:t>
+        <w:t>Create a “start screen” and an “end screen”</w:t>
+      </w:r>
+      <w:r>
+        <w:rPr>
+          <w:rFonts w:ascii="Garamond" w:hAnsi="Garamond"/>
+        </w:rPr>
+        <w:t xml:space="preserve"> (3pts)</w:t>
       </w:r>
     </w:p>
     <w:p>
@@ -742,7 +810,13 @@
         <w:rPr>
           <w:rFonts w:ascii="Garamond" w:hAnsi="Garamond"/>
         </w:rPr>
-        <w:t>Create a “start screen” and an “end screen”</w:t>
+        <w:t>Add a new sprite that is basically a “score boost” that the flappy bird can capture</w:t>
+      </w:r>
+      <w:r>
+        <w:rPr>
+          <w:rFonts w:ascii="Garamond" w:hAnsi="Garamond"/>
+        </w:rPr>
+        <w:t xml:space="preserve"> (5pts)</w:t>
       </w:r>
     </w:p>
     <w:p>
@@ -759,7 +833,13 @@
         <w:rPr>
           <w:rFonts w:ascii="Garamond" w:hAnsi="Garamond"/>
         </w:rPr>
-        <w:t>Add a new sprite that is basically a “score boost” that the flappy bird can capture</w:t>
+        <w:t>Add multiple pipe sprites that are varying distances between each other</w:t>
+      </w:r>
+      <w:r>
+        <w:rPr>
+          <w:rFonts w:ascii="Garamond" w:hAnsi="Garamond"/>
+        </w:rPr>
+        <w:t xml:space="preserve"> (5pts)</w:t>
       </w:r>
     </w:p>
     <w:p>
@@ -776,24 +856,13 @@
         <w:rPr>
           <w:rFonts w:ascii="Garamond" w:hAnsi="Garamond"/>
         </w:rPr>
-        <w:t>Add multiple pipe sprites that are varying distances between each other</w:t>
-      </w:r>
-    </w:p>
-    <w:p>
-      <w:pPr>
-        <w:ind w:firstLine="540"/>
-        <w:rPr>
-          <w:rFonts w:ascii="Garamond" w:hAnsi="Garamond"/>
-        </w:rPr>
-      </w:pPr>
-      <w:r>
-        <w:t xml:space="preserve">□ </w:t>
-      </w:r>
-      <w:r>
-        <w:rPr>
-          <w:rFonts w:ascii="Garamond" w:hAnsi="Garamond"/>
-        </w:rPr>
         <w:t>Have the glide/flap functions properly use acceleration and gravity</w:t>
+      </w:r>
+      <w:r>
+        <w:rPr>
+          <w:rFonts w:ascii="Garamond" w:hAnsi="Garamond"/>
+        </w:rPr>
+        <w:t xml:space="preserve"> (10pts)</w:t>
       </w:r>
     </w:p>
     <w:p>
@@ -823,7 +892,7 @@
 </file>
 
 <file path=word/numbering.xml><?xml version="1.0" encoding="utf-8"?>
-<w:numbering xmlns:wpc="http://schemas.microsoft.com/office/word/2010/wordprocessingCanvas" xmlns:cx="http://schemas.microsoft.com/office/drawing/2014/chartex" xmlns:cx1="http://schemas.microsoft.com/office/drawing/2015/9/8/chartex" xmlns:cx2="http://schemas.microsoft.com/office/drawing/2015/10/21/chartex" xmlns:cx3="http://schemas.microsoft.com/office/drawing/2016/5/9/chartex" xmlns:cx4="http://schemas.microsoft.com/office/drawing/2016/5/10/chartex" xmlns:cx5="http://schemas.microsoft.com/office/drawing/2016/5/11/chartex" xmlns:cx6="http://schemas.microsoft.com/office/drawing/2016/5/12/chartex" xmlns:cx7="http://schemas.microsoft.com/office/drawing/2016/5/13/chartex" xmlns:cx8="http://schemas.microsoft.com/office/drawing/2016/5/14/chartex" xmlns:mc="http://schemas.openxmlformats.org/markup-compatibility/2006" xmlns:aink="http://schemas.microsoft.com/office/drawing/2016/ink" xmlns:am3d="http://schemas.microsoft.com/office/drawing/2017/model3d" xmlns:o="urn:schemas-microsoft-com:office:office" xmlns:oel="http://schemas.microsoft.com/office/2019/extlst" xmlns:r="http://schemas.openxmlformats.org/officeDocument/2006/relationships" xmlns:m="http://schemas.openxmlformats.org/officeDocument/2006/math" xmlns:v="urn:schemas-microsoft-com:vml" xmlns:wp14="http://schemas.microsoft.com/office/word/2010/wordprocessingDrawing" xmlns:wp="http://schemas.openxmlformats.org/drawingml/2006/wordprocessingDrawing" xmlns:w10="urn:schemas-microsoft-com:office:word" xmlns:w="http://schemas.openxmlformats.org/wordprocessingml/2006/main" xmlns:w14="http://schemas.microsoft.com/office/word/2010/wordml" xmlns:w15="http://schemas.microsoft.com/office/word/2012/wordml" xmlns:w16cex="http://schemas.microsoft.com/office/word/2018/wordml/cex" xmlns:w16cid="http://schemas.microsoft.com/office/word/2016/wordml/cid" xmlns:w16="http://schemas.microsoft.com/office/word/2018/wordml" xmlns:w16sdtdh="http://schemas.microsoft.com/office/word/2020/wordml/sdtdatahash" xmlns:w16se="http://schemas.microsoft.com/office/word/2015/wordml/symex" xmlns:wpg="http://schemas.microsoft.com/office/word/2010/wordprocessingGroup" xmlns:wpi="http://schemas.microsoft.com/office/word/2010/wordprocessingInk" xmlns:wne="http://schemas.microsoft.com/office/word/2006/wordml" xmlns:wps="http://schemas.microsoft.com/office/word/2010/wordprocessingShape" mc:Ignorable="w14 w15 w16se w16cid w16 w16cex w16sdtdh wp14">
+<w:numbering xmlns:wpc="http://schemas.microsoft.com/office/word/2010/wordprocessingCanvas" xmlns:cx="http://schemas.microsoft.com/office/drawing/2014/chartex" xmlns:cx1="http://schemas.microsoft.com/office/drawing/2015/9/8/chartex" xmlns:cx2="http://schemas.microsoft.com/office/drawing/2015/10/21/chartex" xmlns:cx3="http://schemas.microsoft.com/office/drawing/2016/5/9/chartex" xmlns:cx4="http://schemas.microsoft.com/office/drawing/2016/5/10/chartex" xmlns:cx5="http://schemas.microsoft.com/office/drawing/2016/5/11/chartex" xmlns:cx6="http://schemas.microsoft.com/office/drawing/2016/5/12/chartex" xmlns:cx7="http://schemas.microsoft.com/office/drawing/2016/5/13/chartex" xmlns:cx8="http://schemas.microsoft.com/office/drawing/2016/5/14/chartex" xmlns:mc="http://schemas.openxmlformats.org/markup-compatibility/2006" xmlns:aink="http://schemas.microsoft.com/office/drawing/2016/ink" xmlns:am3d="http://schemas.microsoft.com/office/drawing/2017/model3d" xmlns:o="urn:schemas-microsoft-com:office:office" xmlns:oel="http://schemas.microsoft.com/office/2019/extlst" xmlns:r="http://schemas.openxmlformats.org/officeDocument/2006/relationships" xmlns:m="http://schemas.openxmlformats.org/officeDocument/2006/math" xmlns:v="urn:schemas-microsoft-com:vml" xmlns:wp14="http://schemas.microsoft.com/office/word/2010/wordprocessingDrawing" xmlns:wp="http://schemas.openxmlformats.org/drawingml/2006/wordprocessingDrawing" xmlns:w10="urn:schemas-microsoft-com:office:word" xmlns:w="http://schemas.openxmlformats.org/wordprocessingml/2006/main" xmlns:w14="http://schemas.microsoft.com/office/word/2010/wordml" xmlns:w15="http://schemas.microsoft.com/office/word/2012/wordml" xmlns:w16cex="http://schemas.microsoft.com/office/word/2018/wordml/cex" xmlns:w16cid="http://schemas.microsoft.com/office/word/2016/wordml/cid" xmlns:w16="http://schemas.microsoft.com/office/word/2018/wordml" xmlns:w16du="http://schemas.microsoft.com/office/word/2023/wordml/word16du" xmlns:w16sdtdh="http://schemas.microsoft.com/office/word/2020/wordml/sdtdatahash" xmlns:w16sdtfl="http://schemas.microsoft.com/office/word/2024/wordml/sdtformatlock" xmlns:w16se="http://schemas.microsoft.com/office/word/2015/wordml/symex" xmlns:wpg="http://schemas.microsoft.com/office/word/2010/wordprocessingGroup" xmlns:wpi="http://schemas.microsoft.com/office/word/2010/wordprocessingInk" xmlns:wne="http://schemas.microsoft.com/office/word/2006/wordml" xmlns:wps="http://schemas.microsoft.com/office/word/2010/wordprocessingShape" mc:Ignorable="w14 w15 w16se w16cid w16 w16cex w16sdtdh w16sdtfl w16du wp14">
   <w:abstractNum w:abstractNumId="0" w15:restartNumberingAfterBreak="0">
     <w:nsid w:val="0AE702BA"/>
     <w:multiLevelType w:val="hybridMultilevel"/>
@@ -1268,7 +1337,7 @@
 </file>
 
 <file path=word/styles.xml><?xml version="1.0" encoding="utf-8"?>
-<w:styles xmlns:mc="http://schemas.openxmlformats.org/markup-compatibility/2006" xmlns:r="http://schemas.openxmlformats.org/officeDocument/2006/relationships" xmlns:w="http://schemas.openxmlformats.org/wordprocessingml/2006/main" xmlns:w14="http://schemas.microsoft.com/office/word/2010/wordml" xmlns:w15="http://schemas.microsoft.com/office/word/2012/wordml" xmlns:w16cex="http://schemas.microsoft.com/office/word/2018/wordml/cex" xmlns:w16cid="http://schemas.microsoft.com/office/word/2016/wordml/cid" xmlns:w16="http://schemas.microsoft.com/office/word/2018/wordml" xmlns:w16sdtdh="http://schemas.microsoft.com/office/word/2020/wordml/sdtdatahash" xmlns:w16se="http://schemas.microsoft.com/office/word/2015/wordml/symex" mc:Ignorable="w14 w15 w16se w16cid w16 w16cex w16sdtdh">
+<w:styles xmlns:mc="http://schemas.openxmlformats.org/markup-compatibility/2006" xmlns:r="http://schemas.openxmlformats.org/officeDocument/2006/relationships" xmlns:w="http://schemas.openxmlformats.org/wordprocessingml/2006/main" xmlns:w14="http://schemas.microsoft.com/office/word/2010/wordml" xmlns:w15="http://schemas.microsoft.com/office/word/2012/wordml" xmlns:w16cex="http://schemas.microsoft.com/office/word/2018/wordml/cex" xmlns:w16cid="http://schemas.microsoft.com/office/word/2016/wordml/cid" xmlns:w16="http://schemas.microsoft.com/office/word/2018/wordml" xmlns:w16du="http://schemas.microsoft.com/office/word/2023/wordml/word16du" xmlns:w16sdtdh="http://schemas.microsoft.com/office/word/2020/wordml/sdtdatahash" xmlns:w16sdtfl="http://schemas.microsoft.com/office/word/2024/wordml/sdtformatlock" xmlns:w16se="http://schemas.microsoft.com/office/word/2015/wordml/symex" mc:Ignorable="w14 w15 w16se w16cid w16 w16cex w16sdtdh w16sdtfl w16du">
   <w:docDefaults>
     <w:rPrDefault>
       <w:rPr>
